--- a/30-Ket-Qua/2026-10-12/Soan-Thao/HD_Huong-dan-chi-tiet-su-dung-KTC-Quan-tri_20261012_v10_ban-sach.docx
+++ b/30-Ket-Qua/2026-10-12/Soan-Thao/HD_Huong-dan-chi-tiet-su-dung-KTC-Quan-tri_20261012_v10_ban-sach.docx
@@ -1053,7 +1053,7 @@
             <w:noProof/>
             <w:webHidden/>
           </w:rPr>
-          <w:t>6</w:t>
+          <w:t>7</w:t>
         </w:r>
         <w:r>
           <w:rPr>
@@ -1189,7 +1189,7 @@
             <w:noProof/>
             <w:webHidden/>
           </w:rPr>
-          <w:t>7</w:t>
+          <w:t>8</w:t>
         </w:r>
         <w:r>
           <w:rPr>
@@ -1461,7 +1461,7 @@
             <w:noProof/>
             <w:webHidden/>
           </w:rPr>
-          <w:t>11</w:t>
+          <w:t>12</w:t>
         </w:r>
         <w:r>
           <w:rPr>
@@ -1665,7 +1665,7 @@
             <w:noProof/>
             <w:webHidden/>
           </w:rPr>
-          <w:t>12</w:t>
+          <w:t>13</w:t>
         </w:r>
         <w:r>
           <w:rPr>
@@ -1801,7 +1801,7 @@
             <w:noProof/>
             <w:webHidden/>
           </w:rPr>
-          <w:t>13</w:t>
+          <w:t>14</w:t>
         </w:r>
         <w:r>
           <w:rPr>
@@ -2005,7 +2005,7 @@
             <w:noProof/>
             <w:webHidden/>
           </w:rPr>
-          <w:t>14</w:t>
+          <w:t>15</w:t>
         </w:r>
         <w:r>
           <w:rPr>
@@ -2141,7 +2141,7 @@
             <w:noProof/>
             <w:webHidden/>
           </w:rPr>
-          <w:t>15</w:t>
+          <w:t>16</w:t>
         </w:r>
         <w:r>
           <w:rPr>
@@ -2386,7 +2386,7 @@
         <w:jc w:val="both"/>
       </w:pPr>
       <w:r>
-        <w:t>KTC-Quan-tri là bộ công cụ trí tuệ nhân tạo hỗ trợ chu trình quản trị nhiệm vụ khép kín của Trường: Kế hoạch - giao việc - theo dõi - kết quả, minh chứng - báo cáo - đánh giá. Bộ công cụ dùng chung kho KTC-Database, mẫu Phụ lục Thông báo số 736/TB-CĐKT ngày 25/6/2026, 6 trục kết quả trọng tâm theo Thông báo số 817/TB-CĐKT ngày 14/7/2026 và mã sản phẩm, công việc theo Danh mục sản phẩm, công việc ban hành kèm theo Quyết định số 2119/QĐ-CĐKT ngày 28/9/2026; mã nhiệm vụ thống nhất (Task_ID) chưa áp dụng cho đến khi Trường ban hành quy định mã nhiệm vụ phù hợp với mã nhiệm vụ trên phần mềm quản lý KPI của tỉnh, trong thời gian này nhiệm vụ được đối chiếu theo mã sản phẩm và tên nhiệm vụ.</w:t>
+        <w:t>KTC-Quan-tri là bộ công cụ trí tuệ nhân tạo hỗ trợ chu trình quản trị nhiệm vụ khép kín của Trường: Kế hoạch - giao việc - theo dõi - kết quả, minh chứng - báo cáo - đánh giá. Bộ công cụ dùng chung kho KTC-Database, mẫu Phụ lục Thông báo số 736/TB-CĐKT ngày 25/6/2026, 6 trục kết quả trọng tâm theo Thông báo số 817/TB-CĐKT ngày 14/7/2026 và mã sản phẩm, công việc theo Danh mục sản phẩm, công việc ban hành kèm theo Quyết định số 2119/QĐ-CĐKT ngày 28/9/2026; mã nhiệm vụ thống nhất (Task_ID) chưa áp dụng cho đến khi Trường ban hành quy định mã nhiệm vụ phù hợp với mã nhiệm vụ trên phần mềm KPI của tỉnh (Hệ thống quản lý đánh giá, xếp loại chất lượng cán bộ, công chức, viên chức VNPT-ĐGCB), trong thời gian này nhiệm vụ được đối chiếu theo mã sản phẩm và tên nhiệm vụ.</w:t>
       </w:r>
     </w:p>
     <w:tbl>

--- a/30-Ket-Qua/2026-10-12/Soan-Thao/HD_Huong-dan-chi-tiet-su-dung-KTC-Quan-tri_20261012_v10_ban-sach.docx
+++ b/30-Ket-Qua/2026-10-12/Soan-Thao/HD_Huong-dan-chi-tiet-su-dung-KTC-Quan-tri_20261012_v10_ban-sach.docx
@@ -5357,7 +5357,7 @@
         <w:jc w:val="both"/>
       </w:pPr>
       <w:r>
-        <w:t>Mã cảnh báo thường gặp: THIEU_DU_LIEU (thiếu nguồn); NGHI_CHI_DAN_TRONG_DU_LIEU (tệp có câu lệnh bất thường - kiểm tra lại nguồn tệp); DOI_CHIEU_GAN_DUNG (đối chiếu theo tên, chưa theo Task_ID - đơn vị đối chiếu thủ công toàn bộ với dữ liệu gốc trước khi Lãnh đạo đơn vị ký duyệt); FORMAT_BINARY_UNVERIFIED (chưa đo được thể thức - người dùng mở tệp trong Word, kiểm tra khổ A4, lề trên 2 - dưới 2 - trái 3 - phải 2 cm, phông Times New Roman cỡ 14, số trang ở giữa lề trên trước khi trình); THANG_DIEM_CHUA_PHAN_DINH (phép nhân hệ số sản phẩm theo Danh mục ban hành kèm Quyết định số 2119/QĐ-CĐKT với hệ số mức độ công việc không áp dụng: Theo ý kiến của Phòng TCCB&amp;CTHSSV ngày 06/10/2026, từ Quý IV/2026 khối lượng KPI cá nhân quy đổi chỉ theo hệ số sản phẩm, người dùng chọn phương án “A”, không dùng phương án “AxB” cho số liệu chính thức); MA_DON_VI_KHONG_HOP_LE (tên đơn vị không ánh xạ được về mã chuẩn).</w:t>
+        <w:t>Mã cảnh báo thường gặp: THIEU_DU_LIEU (thiếu nguồn); NGHI_CHI_DAN_TRONG_DU_LIEU (tệp có câu lệnh bất thường - kiểm tra lại nguồn tệp); DOI_CHIEU_GAN_DUNG (đối chiếu theo tên, chưa theo Task_ID - đơn vị đối chiếu thủ công toàn bộ với dữ liệu gốc trước khi Lãnh đạo đơn vị ký duyệt); FORMAT_BINARY_UNVERIFIED (chưa đo được thể thức - người dùng mở tệp trong Word, kiểm tra khổ A4, lề trên 2 - dưới 2 - trái 3 - phải 2 cm, phông Times New Roman cỡ 14, số trang ở giữa lề trên trước khi trình); THANG_DIEM_CHUA_PHAN_DINH (phép nhân hệ số sản phẩm theo Danh mục ban hành kèm Quyết định số 2119/QĐ-CĐKT với hệ số mức độ công việc không áp dụng: Từ Quý IV/2026 khối lượng KPI cá nhân quy đổi chỉ theo hệ số sản phẩm, người dùng chọn phương án “A”, không dùng phương án “AxB” cho số liệu chính thức); MA_DON_VI_KHONG_HOP_LE (tên đơn vị không ánh xạ được về mã chuẩn).</w:t>
       </w:r>
     </w:p>
     <w:p>

--- a/30-Ket-Qua/2026-10-12/Soan-Thao/HD_Huong-dan-chi-tiet-su-dung-KTC-Quan-tri_20261012_v10_ban-sach.docx
+++ b/30-Ket-Qua/2026-10-12/Soan-Thao/HD_Huong-dan-chi-tiet-su-dung-KTC-Quan-tri_20261012_v10_ban-sach.docx
@@ -4436,7 +4436,7 @@
         <w:jc w:val="both"/>
       </w:pPr>
       <w:r>
-        <w:t>Bước 5 - khi nạp phiên bản mới: Chuyển phiên bản cũ đang có ở cấp tổ chức sang chế độ “Not available”. Tắt ở một máy không có nghĩa là đã gỡ ở cấp tổ chức.</w:t>
+        <w:t>Bước 5 - khi nạp phiên bản mới: Kiểm tra tại thẻ Inventory chỉ còn một plugin KTC-Quan-tri (tải lên cùng tên thì bản cũ được ghi đè); plugin, kỹ năng KTC cũ mang tên khác chuyển sang chế độ “Not available”. Tắt ở một máy không có nghĩa là đã gỡ ở cấp tổ chức.</w:t>
       </w:r>
     </w:p>
     <w:p>
